--- a/docs/Dark_Fantasy_Action_RPG_UE5_TZ_v3.docx
+++ b/docs/Dark_Fantasy_Action_RPG_UE5_TZ_v3.docx
@@ -62,11 +62,13 @@
         <w:br/>
         <w:t xml:space="preserve">5. Не добавляй функции вне текущего этапа. Если чего-то не хватает, предложи вариант и спроси.</w:t>
         <w:br/>
-        <w:t xml:space="preserve">6. Цель по производительности: 60 FPS на RTX 3060 / 16 ГБ ОЗУ, 1080p.</w:t>
+        <w:t xml:space="preserve">6. Цель по производительности: 60 FPS на RTX 3060 / 16 ГБ ОЗУ, 1080p, пресет «Высокие» (раздел 53).</w:t>
         <w:br/>
         <w:t xml:space="preserve">7. Не утверждай, что код работает, пока он не проверен: в конце этапа перечисли проверки, которые нужно выполнить в редакторе.</w:t>
         <w:br/>
-        <w:t xml:space="preserve">8. Числа боя, дропа, цен и уровней бери из разделов 21–29 и 36–52 документа, не придумывай свои.</w:t>
+        <w:t xml:space="preserve">8. Числа боя, дропа, цен и уровней бери из разделов 21–29 и 36–53 документа, не придумывай свои.</w:t>
+        <w:br/>
+        <w:t xml:space="preserve">9. Оптимизируй по разделу 53: сначала замер, потом правка. Tick выключен по умолчанию, тяжёлые ассеты через мягкие ссылки, частые объекты из пула. Правку, которая заметно ухудшает картинку на «Высоких», не делай без согласования.</w:t>
       </w:r>
     </w:p>
     <w:p>
@@ -990,7 +992,7 @@
         </w:numPr>
       </w:pPr>
       <w:r>
-        <w:t xml:space="preserve">Оптимизация: Nanite, Virtual Shadow Maps, World Partition с One File Per Actor, HLOD, Data Layers. Бюджет кадра 16 мс.</w:t>
+        <w:t xml:space="preserve">Оптимизация: Nanite, Virtual Shadow Maps, World Partition с One File Per Actor, HLOD, Data Layers. Бюджет кадра 16 мс. Правила, бюджеты по статьям и пресеты графики в разделе 53.</w:t>
       </w:r>
     </w:p>
     <w:p>
@@ -1136,7 +1138,7 @@
         <w:t xml:space="preserve">Этап 8. Полировка и сборка.</w:t>
       </w:r>
       <w:r>
-        <w:t xml:space="preserve"> Готово, когда: 60 FPS на целевом железе, упакованная сборка запускается без редактора. Промпт: «Составь чек-лист оптимизации и упаковки сборки, найди узкие места по данным Unreal Insights.»</w:t>
+        <w:t xml:space="preserve"> Готово, когда: 60 FPS на целевом железе, упакованная сборка запускается без редактора. Промпт: «Составь чек-лист оптимизации и упаковки сборки, найди узкие места по данным Unreal Insights, проверь бюджеты и правила раздела 53.»</w:t>
       </w:r>
     </w:p>
     <w:p>
@@ -2878,6 +2880,18 @@
       </w:pPr>
       <w:r>
         <w:t xml:space="preserve">Видеопамять: целиться в 6–8 ГБ на средних настройках.</w:t>
+      </w:r>
+    </w:p>
+    <w:p>
+      <w:pPr>
+        <w:pStyle w:val="ListParagraph"/>
+        <w:numPr>
+          <w:ilvl w:val="0"/>
+          <w:numId w:val="36"/>
+        </w:numPr>
+      </w:pPr>
+      <w:r>
+        <w:t xml:space="preserve">Подробные бюджеты кадра, памяти и правила для ассетов в разделе 53.</w:t>
       </w:r>
     </w:p>
     <w:p>
@@ -27142,6 +27156,2035 @@
       </w:pPr>
       <w:r>
         <w:t xml:space="preserve">Зачем герою стрелы (26.1, 28.4): лука у героя нет. Либо дать лук или метательное оружие, либо убрать стрелы из списка предметов.</w:t>
+      </w:r>
+    </w:p>
+    <w:p>
+      <w:pPr>
+        <w:pStyle w:val="Heading2"/>
+      </w:pPr>
+      <w:r>
+        <w:t xml:space="preserve">53. Оптимизация без потери качества</w:t>
+      </w:r>
+    </w:p>
+    <w:p>
+      <w:pPr/>
+      <w:r>
+        <w:t xml:space="preserve">Цель из раздела 2: 60 FPS на RTX 3060 при 1080p, на пресете «Высокие». Раздел задаёт правила, по которым оптимизируют игру все, кто в ней работает, включая ИИ. Главная мысль: качество тратится там, куда смотрит игрок, а оптимизация убирает то, чего он не видит. Раздел главнее 11 и 17.4 по своим темам. В старых разделах добавлены ссылки на него: 2 (правила 6 и 9), 11, 12 (этап 8), 17.4.</w:t>
+      </w:r>
+    </w:p>
+    <w:p>
+      <w:pPr>
+        <w:pStyle w:val="Heading3"/>
+      </w:pPr>
+      <w:r>
+        <w:t xml:space="preserve">53.1 Главное правило: картинку не портим</w:t>
+      </w:r>
+    </w:p>
+    <w:p>
+      <w:pPr>
+        <w:pStyle w:val="ListParagraph"/>
+        <w:numPr>
+          <w:ilvl w:val="0"/>
+          <w:numId w:val="162"/>
+        </w:numPr>
+      </w:pPr>
+      <w:r>
+        <w:rPr>
+          <w:b/>
+        </w:rPr>
+        <w:t xml:space="preserve">Сначала замер, потом правка.</w:t>
+      </w:r>
+      <w:r>
+        <w:t xml:space="preserve"> Оптимизируется только то, что замер (53.7) показал как дорогое. Правки «на всякий случай» не делаются.</w:t>
+      </w:r>
+    </w:p>
+    <w:p>
+      <w:pPr>
+        <w:pStyle w:val="ListParagraph"/>
+        <w:numPr>
+          <w:ilvl w:val="0"/>
+          <w:numId w:val="162"/>
+        </w:numPr>
+      </w:pPr>
+      <w:r>
+        <w:rPr>
+          <w:b/>
+        </w:rPr>
+        <w:t xml:space="preserve">Сначала убираем лишнюю работу, потом удешевляем видимое.</w:t>
+      </w:r>
+      <w:r>
+        <w:t xml:space="preserve"> Лишняя работа: то, что за спиной, за стеной, в тумане, слишком далеко или считается дважды. Её можно убирать без согласования.</w:t>
+      </w:r>
+    </w:p>
+    <w:p>
+      <w:pPr>
+        <w:pStyle w:val="ListParagraph"/>
+        <w:numPr>
+          <w:ilvl w:val="0"/>
+          <w:numId w:val="162"/>
+        </w:numPr>
+      </w:pPr>
+      <w:r>
+        <w:rPr>
+          <w:b/>
+        </w:rPr>
+        <w:t xml:space="preserve">Проверка скриншотами.</w:t>
+      </w:r>
+      <w:r>
+        <w:t xml:space="preserve"> Каждая правка проверяется парой скриншотов «до» и «после» с одних и тех же точек замера (53.7) в 1080p. Если разница видна без увеличения, правка не принимается на «Высоких» и «Ультра» и может войти только в пресеты «Средние» и «Низкие».</w:t>
+      </w:r>
+    </w:p>
+    <w:p>
+      <w:pPr>
+        <w:pStyle w:val="ListParagraph"/>
+        <w:numPr>
+          <w:ilvl w:val="0"/>
+          <w:numId w:val="162"/>
+        </w:numPr>
+      </w:pPr>
+      <w:r>
+        <w:rPr>
+          <w:b/>
+        </w:rPr>
+        <w:t xml:space="preserve">Снижение видимого качества</w:t>
+      </w:r>
+      <w:r>
+        <w:t xml:space="preserve"> на «Высоких» делается только по решению автора, с цифрой: сколько миллисекунд оно даёт.</w:t>
+      </w:r>
+    </w:p>
+    <w:p>
+      <w:pPr>
+        <w:pStyle w:val="ListParagraph"/>
+        <w:numPr>
+          <w:ilvl w:val="0"/>
+          <w:numId w:val="162"/>
+        </w:numPr>
+      </w:pPr>
+      <w:r>
+        <w:rPr>
+          <w:b/>
+        </w:rPr>
+        <w:t xml:space="preserve">Журнал оптимизации.</w:t>
+      </w:r>
+      <w:r>
+        <w:t xml:space="preserve"> Каждая правка записывается: что изменили, сколько мс выиграли, ссылка на скриншоты. Так видно, что сработало, и можно откатить.</w:t>
+      </w:r>
+    </w:p>
+    <w:p>
+      <w:pPr>
+        <w:pStyle w:val="ListParagraph"/>
+        <w:numPr>
+          <w:ilvl w:val="0"/>
+          <w:numId w:val="162"/>
+        </w:numPr>
+      </w:pPr>
+      <w:r>
+        <w:rPr>
+          <w:b/>
+        </w:rPr>
+        <w:t xml:space="preserve">Стабильность важнее пика.</w:t>
+      </w:r>
+      <w:r>
+        <w:t xml:space="preserve"> Ровные 60 кадров лучше, чем 75 с рывками. Рывки (53.3) считаются ошибкой, а не особенностью.</w:t>
+      </w:r>
+    </w:p>
+    <w:p>
+      <w:pPr>
+        <w:pStyle w:val="Heading3"/>
+      </w:pPr>
+      <w:r>
+        <w:t xml:space="preserve">53.2 Что не снижается ни на каком пресете</w:t>
+      </w:r>
+    </w:p>
+    <w:p>
+      <w:pPr>
+        <w:pStyle w:val="ListParagraph"/>
+        <w:numPr>
+          <w:ilvl w:val="0"/>
+          <w:numId w:val="163"/>
+        </w:numPr>
+      </w:pPr>
+      <w:r>
+        <w:rPr>
+          <w:b/>
+        </w:rPr>
+        <w:t xml:space="preserve">Телеграфы атак (23.1):</w:t>
+      </w:r>
+      <w:r>
+        <w:t xml:space="preserve"> цвет, яркость, время замаха и звук. Это геймплей, а не графика.</w:t>
+      </w:r>
+    </w:p>
+    <w:p>
+      <w:pPr>
+        <w:pStyle w:val="ListParagraph"/>
+        <w:numPr>
+          <w:ilvl w:val="0"/>
+          <w:numId w:val="163"/>
+        </w:numPr>
+      </w:pPr>
+      <w:r>
+        <w:rPr>
+          <w:b/>
+        </w:rPr>
+        <w:t xml:space="preserve">Свет как настроение (раздел 5).</w:t>
+      </w:r>
+      <w:r>
+        <w:t xml:space="preserve"> Lumen работает на всех пресетах, кроме «Низких». У очагов и костров всегда есть тени.</w:t>
+      </w:r>
+    </w:p>
+    <w:p>
+      <w:pPr>
+        <w:pStyle w:val="ListParagraph"/>
+        <w:numPr>
+          <w:ilvl w:val="0"/>
+          <w:numId w:val="163"/>
+        </w:numPr>
+      </w:pPr>
+      <w:r>
+        <w:rPr>
+          <w:b/>
+        </w:rPr>
+        <w:t xml:space="preserve">Герой и враги рядом.</w:t>
+      </w:r>
+      <w:r>
+        <w:t xml:space="preserve"> В радиусе 15 м полная детализация (LOD0), анимация на полной частоте, 4K-текстуры героя.</w:t>
+      </w:r>
+    </w:p>
+    <w:p>
+      <w:pPr>
+        <w:pStyle w:val="ListParagraph"/>
+        <w:numPr>
+          <w:ilvl w:val="0"/>
+          <w:numId w:val="163"/>
+        </w:numPr>
+      </w:pPr>
+      <w:r>
+        <w:rPr>
+          <w:b/>
+        </w:rPr>
+        <w:t xml:space="preserve">Читаемость боя.</w:t>
+      </w:r>
+      <w:r>
+        <w:t xml:space="preserve"> Частота кадров не подменяется генерацией кадров: она добавляет задержку ввода, а парирование требует окна 0,20 с (21.2). Генерация кадров допустима только как отдельная опция в настройках.</w:t>
+      </w:r>
+    </w:p>
+    <w:p>
+      <w:pPr>
+        <w:pStyle w:val="Heading3"/>
+      </w:pPr>
+      <w:r>
+        <w:t xml:space="preserve">53.3 Бюджеты кадра</w:t>
+      </w:r>
+    </w:p>
+    <w:p>
+      <w:pPr/>
+      <w:r>
+        <w:t xml:space="preserve">Для RTX 3060, 1080p, пресет «Высокие», самая тяжёлая сцена зоны. Числа стартовые, их уточняют по первому замеру на этапе A0.</w:t>
+      </w:r>
+    </w:p>
+    <w:tbl>
+      <w:tblPr>
+        <w:tblStyle w:val="TableGrid"/>
+        <w:tblW w:w="9360" w:type="dxa"/>
+        <w:tblLayout w:type="fixed"/>
+        <w:tblLook w:val="04A0" w:firstRow="1" w:lastRow="0" w:firstColumn="0" w:lastColumn="0" w:noHBand="0" w:noVBand="1"/>
+      </w:tblPr>
+      <w:tblGrid>
+        <w:gridCol w:w="3600"/>
+        <w:gridCol w:w="1600"/>
+        <w:gridCol w:w="4160"/>
+      </w:tblGrid>
+      <w:tr>
+        <w:trPr>
+          <w:tblHeader/>
+        </w:trPr>
+        <w:tc>
+          <w:tcPr>
+            <w:tcW w:w="3600" w:type="dxa"/>
+            <w:shd w:val="clear" w:color="auto" w:fill="F2F2F2"/>
+          </w:tcPr>
+          <w:p>
+            <w:pPr/>
+            <w:r>
+              <w:rPr>
+                <w:b/>
+                <w:sz w:val="18"/>
+                <w:szCs w:val="18"/>
+              </w:rPr>
+              <w:t xml:space="preserve">Статья</w:t>
+            </w:r>
+          </w:p>
+        </w:tc>
+        <w:tc>
+          <w:tcPr>
+            <w:tcW w:w="1600" w:type="dxa"/>
+            <w:shd w:val="clear" w:color="auto" w:fill="F2F2F2"/>
+          </w:tcPr>
+          <w:p>
+            <w:pPr/>
+            <w:r>
+              <w:rPr>
+                <w:b/>
+                <w:sz w:val="18"/>
+                <w:szCs w:val="18"/>
+              </w:rPr>
+              <w:t xml:space="preserve">Бюджет</w:t>
+            </w:r>
+          </w:p>
+        </w:tc>
+        <w:tc>
+          <w:tcPr>
+            <w:tcW w:w="4160" w:type="dxa"/>
+            <w:shd w:val="clear" w:color="auto" w:fill="F2F2F2"/>
+          </w:tcPr>
+          <w:p>
+            <w:pPr/>
+            <w:r>
+              <w:rPr>
+                <w:b/>
+                <w:sz w:val="18"/>
+                <w:szCs w:val="18"/>
+              </w:rPr>
+              <w:t xml:space="preserve">Чем мерить</w:t>
+            </w:r>
+          </w:p>
+        </w:tc>
+      </w:tr>
+      <w:tr>
+        <w:trPr>
+          <w:cantSplit/>
+        </w:trPr>
+        <w:tc>
+          <w:tcPr>
+            <w:tcW w:w="3600" w:type="dxa"/>
+          </w:tcPr>
+          <w:p>
+            <w:pPr/>
+            <w:r>
+              <w:rPr>
+                <w:sz w:val="18"/>
+                <w:szCs w:val="18"/>
+              </w:rPr>
+              <w:t xml:space="preserve">Lumen: свет и отражения</w:t>
+            </w:r>
+          </w:p>
+        </w:tc>
+        <w:tc>
+          <w:tcPr>
+            <w:tcW w:w="1600" w:type="dxa"/>
+          </w:tcPr>
+          <w:p>
+            <w:pPr/>
+            <w:r>
+              <w:rPr>
+                <w:sz w:val="18"/>
+                <w:szCs w:val="18"/>
+              </w:rPr>
+              <w:t xml:space="preserve">4,5 мс</w:t>
+            </w:r>
+          </w:p>
+        </w:tc>
+        <w:tc>
+          <w:tcPr>
+            <w:tcW w:w="4160" w:type="dxa"/>
+          </w:tcPr>
+          <w:p>
+            <w:pPr/>
+            <w:r>
+              <w:rPr>
+                <w:sz w:val="18"/>
+                <w:szCs w:val="18"/>
+              </w:rPr>
+              <w:t xml:space="preserve">stat gpu, ProfileGPU</w:t>
+            </w:r>
+          </w:p>
+        </w:tc>
+      </w:tr>
+      <w:tr>
+        <w:trPr>
+          <w:cantSplit/>
+        </w:trPr>
+        <w:tc>
+          <w:tcPr>
+            <w:tcW w:w="3600" w:type="dxa"/>
+          </w:tcPr>
+          <w:p>
+            <w:pPr/>
+            <w:r>
+              <w:rPr>
+                <w:sz w:val="18"/>
+                <w:szCs w:val="18"/>
+              </w:rPr>
+              <w:t xml:space="preserve">Тени (Virtual Shadow Maps)</w:t>
+            </w:r>
+          </w:p>
+        </w:tc>
+        <w:tc>
+          <w:tcPr>
+            <w:tcW w:w="1600" w:type="dxa"/>
+          </w:tcPr>
+          <w:p>
+            <w:pPr/>
+            <w:r>
+              <w:rPr>
+                <w:sz w:val="18"/>
+                <w:szCs w:val="18"/>
+              </w:rPr>
+              <w:t xml:space="preserve">2,5 мс</w:t>
+            </w:r>
+          </w:p>
+        </w:tc>
+        <w:tc>
+          <w:tcPr>
+            <w:tcW w:w="4160" w:type="dxa"/>
+          </w:tcPr>
+          <w:p>
+            <w:pPr/>
+            <w:r>
+              <w:rPr>
+                <w:sz w:val="18"/>
+                <w:szCs w:val="18"/>
+              </w:rPr>
+              <w:t xml:space="preserve">stat gpu</w:t>
+            </w:r>
+          </w:p>
+        </w:tc>
+      </w:tr>
+      <w:tr>
+        <w:trPr>
+          <w:cantSplit/>
+        </w:trPr>
+        <w:tc>
+          <w:tcPr>
+            <w:tcW w:w="3600" w:type="dxa"/>
+          </w:tcPr>
+          <w:p>
+            <w:pPr/>
+            <w:r>
+              <w:rPr>
+                <w:sz w:val="18"/>
+                <w:szCs w:val="18"/>
+              </w:rPr>
+              <w:t xml:space="preserve">Геометрия (Nanite и основной проход)</w:t>
+            </w:r>
+          </w:p>
+        </w:tc>
+        <w:tc>
+          <w:tcPr>
+            <w:tcW w:w="1600" w:type="dxa"/>
+          </w:tcPr>
+          <w:p>
+            <w:pPr/>
+            <w:r>
+              <w:rPr>
+                <w:sz w:val="18"/>
+                <w:szCs w:val="18"/>
+              </w:rPr>
+              <w:t xml:space="preserve">3,5 мс</w:t>
+            </w:r>
+          </w:p>
+        </w:tc>
+        <w:tc>
+          <w:tcPr>
+            <w:tcW w:w="4160" w:type="dxa"/>
+          </w:tcPr>
+          <w:p>
+            <w:pPr/>
+            <w:r>
+              <w:rPr>
+                <w:sz w:val="18"/>
+                <w:szCs w:val="18"/>
+              </w:rPr>
+              <w:t xml:space="preserve">stat gpu</w:t>
+            </w:r>
+          </w:p>
+        </w:tc>
+      </w:tr>
+      <w:tr>
+        <w:trPr>
+          <w:cantSplit/>
+        </w:trPr>
+        <w:tc>
+          <w:tcPr>
+            <w:tcW w:w="3600" w:type="dxa"/>
+          </w:tcPr>
+          <w:p>
+            <w:pPr/>
+            <w:r>
+              <w:rPr>
+                <w:sz w:val="18"/>
+                <w:szCs w:val="18"/>
+              </w:rPr>
+              <w:t xml:space="preserve">Туман, прозрачность, эффекты</w:t>
+            </w:r>
+          </w:p>
+        </w:tc>
+        <w:tc>
+          <w:tcPr>
+            <w:tcW w:w="1600" w:type="dxa"/>
+          </w:tcPr>
+          <w:p>
+            <w:pPr/>
+            <w:r>
+              <w:rPr>
+                <w:sz w:val="18"/>
+                <w:szCs w:val="18"/>
+              </w:rPr>
+              <w:t xml:space="preserve">2,0 мс</w:t>
+            </w:r>
+          </w:p>
+        </w:tc>
+        <w:tc>
+          <w:tcPr>
+            <w:tcW w:w="4160" w:type="dxa"/>
+          </w:tcPr>
+          <w:p>
+            <w:pPr/>
+            <w:r>
+              <w:rPr>
+                <w:sz w:val="18"/>
+                <w:szCs w:val="18"/>
+              </w:rPr>
+              <w:t xml:space="preserve">stat gpu</w:t>
+            </w:r>
+          </w:p>
+        </w:tc>
+      </w:tr>
+      <w:tr>
+        <w:trPr>
+          <w:cantSplit/>
+        </w:trPr>
+        <w:tc>
+          <w:tcPr>
+            <w:tcW w:w="3600" w:type="dxa"/>
+          </w:tcPr>
+          <w:p>
+            <w:pPr/>
+            <w:r>
+              <w:rPr>
+                <w:sz w:val="18"/>
+                <w:szCs w:val="18"/>
+              </w:rPr>
+              <w:t xml:space="preserve">Постобработка и TSR</w:t>
+            </w:r>
+          </w:p>
+        </w:tc>
+        <w:tc>
+          <w:tcPr>
+            <w:tcW w:w="1600" w:type="dxa"/>
+          </w:tcPr>
+          <w:p>
+            <w:pPr/>
+            <w:r>
+              <w:rPr>
+                <w:sz w:val="18"/>
+                <w:szCs w:val="18"/>
+              </w:rPr>
+              <w:t xml:space="preserve">1,5 мс</w:t>
+            </w:r>
+          </w:p>
+        </w:tc>
+        <w:tc>
+          <w:tcPr>
+            <w:tcW w:w="4160" w:type="dxa"/>
+          </w:tcPr>
+          <w:p>
+            <w:pPr/>
+            <w:r>
+              <w:rPr>
+                <w:sz w:val="18"/>
+                <w:szCs w:val="18"/>
+              </w:rPr>
+              <w:t xml:space="preserve">stat gpu</w:t>
+            </w:r>
+          </w:p>
+        </w:tc>
+      </w:tr>
+      <w:tr>
+        <w:trPr>
+          <w:cantSplit/>
+        </w:trPr>
+        <w:tc>
+          <w:tcPr>
+            <w:tcW w:w="3600" w:type="dxa"/>
+          </w:tcPr>
+          <w:p>
+            <w:pPr/>
+            <w:r>
+              <w:rPr>
+                <w:sz w:val="18"/>
+                <w:szCs w:val="18"/>
+              </w:rPr>
+              <w:t xml:space="preserve">Прочее</w:t>
+            </w:r>
+          </w:p>
+        </w:tc>
+        <w:tc>
+          <w:tcPr>
+            <w:tcW w:w="1600" w:type="dxa"/>
+          </w:tcPr>
+          <w:p>
+            <w:pPr/>
+            <w:r>
+              <w:rPr>
+                <w:sz w:val="18"/>
+                <w:szCs w:val="18"/>
+              </w:rPr>
+              <w:t xml:space="preserve">1,0 мс</w:t>
+            </w:r>
+          </w:p>
+        </w:tc>
+        <w:tc>
+          <w:tcPr>
+            <w:tcW w:w="4160" w:type="dxa"/>
+          </w:tcPr>
+          <w:p>
+            <w:pPr/>
+            <w:r>
+              <w:rPr>
+                <w:sz w:val="18"/>
+                <w:szCs w:val="18"/>
+              </w:rPr>
+              <w:t xml:space="preserve">stat gpu</w:t>
+            </w:r>
+          </w:p>
+        </w:tc>
+      </w:tr>
+      <w:tr>
+        <w:trPr>
+          <w:cantSplit/>
+        </w:trPr>
+        <w:tc>
+          <w:tcPr>
+            <w:tcW w:w="3600" w:type="dxa"/>
+          </w:tcPr>
+          <w:p>
+            <w:pPr/>
+            <w:r>
+              <w:rPr>
+                <w:b/>
+                <w:sz w:val="18"/>
+                <w:szCs w:val="18"/>
+              </w:rPr>
+              <w:t xml:space="preserve">Видеокарта всего</w:t>
+            </w:r>
+          </w:p>
+        </w:tc>
+        <w:tc>
+          <w:tcPr>
+            <w:tcW w:w="1600" w:type="dxa"/>
+          </w:tcPr>
+          <w:p>
+            <w:pPr/>
+            <w:r>
+              <w:rPr>
+                <w:b/>
+                <w:sz w:val="18"/>
+                <w:szCs w:val="18"/>
+              </w:rPr>
+              <w:t xml:space="preserve">15,0 мс</w:t>
+            </w:r>
+          </w:p>
+        </w:tc>
+        <w:tc>
+          <w:tcPr>
+            <w:tcW w:w="4160" w:type="dxa"/>
+          </w:tcPr>
+          <w:p>
+            <w:pPr/>
+            <w:r>
+              <w:rPr>
+                <w:b/>
+                <w:sz w:val="18"/>
+                <w:szCs w:val="18"/>
+              </w:rPr>
+              <w:t xml:space="preserve">stat unit (GPU), запас 10% от 16,6 мс</w:t>
+            </w:r>
+          </w:p>
+        </w:tc>
+      </w:tr>
+    </w:tbl>
+    <w:p>
+      <w:pPr/>
+    </w:p>
+    <w:p>
+      <w:pPr>
+        <w:pStyle w:val="ListParagraph"/>
+        <w:numPr>
+          <w:ilvl w:val="0"/>
+          <w:numId w:val="164"/>
+        </w:numPr>
+      </w:pPr>
+      <w:r>
+        <w:rPr>
+          <w:b/>
+        </w:rPr>
+        <w:t xml:space="preserve">Процессор.</w:t>
+      </w:r>
+      <w:r>
+        <w:t xml:space="preserve"> Игровой поток и поток рендера каждый не больше 12 мс (stat unit, Unreal Insights).</w:t>
+      </w:r>
+    </w:p>
+    <w:p>
+      <w:pPr>
+        <w:pStyle w:val="ListParagraph"/>
+        <w:numPr>
+          <w:ilvl w:val="0"/>
+          <w:numId w:val="164"/>
+        </w:numPr>
+      </w:pPr>
+      <w:r>
+        <w:rPr>
+          <w:b/>
+        </w:rPr>
+        <w:t xml:space="preserve">Память.</w:t>
+      </w:r>
+      <w:r>
+        <w:t xml:space="preserve"> Оперативная: процесс игры до 10 ГБ (цель 16 ГБ в системе). Видеопамять: до 7 ГБ на «Высоких» и до 6 ГБ на «Средних», чтобы игра шла на картах с 8 ГБ (17.4).</w:t>
+      </w:r>
+    </w:p>
+    <w:p>
+      <w:pPr>
+        <w:pStyle w:val="ListParagraph"/>
+        <w:numPr>
+          <w:ilvl w:val="0"/>
+          <w:numId w:val="164"/>
+        </w:numPr>
+      </w:pPr>
+      <w:r>
+        <w:rPr>
+          <w:b/>
+        </w:rPr>
+        <w:t xml:space="preserve">Рывки.</w:t>
+      </w:r>
+      <w:r>
+        <w:t xml:space="preserve"> В обычной игре нет кадров дольше 33 мс. Загрузочные экраны не считаются. Быстрое перемещение до 5 секунд (29).</w:t>
+      </w:r>
+    </w:p>
+    <w:p>
+      <w:pPr>
+        <w:pStyle w:val="ListParagraph"/>
+        <w:numPr>
+          <w:ilvl w:val="0"/>
+          <w:numId w:val="164"/>
+        </w:numPr>
+      </w:pPr>
+      <w:r>
+        <w:rPr>
+          <w:b/>
+        </w:rPr>
+        <w:t xml:space="preserve">Машина разработки.</w:t>
+      </w:r>
+      <w:r>
+        <w:t xml:space="preserve"> RTX 2080 Ti примерно на треть быстрее RTX 3060, поэтому на ней бюджет видеокарты 11 мс вместо 15, это около 90 FPS. Финальная проверка делается на карте уровня RTX 3060 (53.9).</w:t>
+      </w:r>
+    </w:p>
+    <w:p>
+      <w:pPr>
+        <w:pStyle w:val="Heading3"/>
+      </w:pPr>
+      <w:r>
+        <w:t xml:space="preserve">53.4 Настройки проекта</w:t>
+      </w:r>
+    </w:p>
+    <w:p>
+      <w:pPr/>
+      <w:r>
+        <w:t xml:space="preserve">Уже записаны в Config проекта. Каждая выбрана так, что картинку не меняет или меняет незаметно.</w:t>
+      </w:r>
+    </w:p>
+    <w:p>
+      <w:pPr>
+        <w:pStyle w:val="ListParagraph"/>
+        <w:numPr>
+          <w:ilvl w:val="0"/>
+          <w:numId w:val="165"/>
+        </w:numPr>
+      </w:pPr>
+      <w:r>
+        <w:rPr>
+          <w:b/>
+        </w:rPr>
+        <w:t xml:space="preserve">Lumen без аппаратных лучей.</w:t>
+      </w:r>
+      <w:r>
+        <w:t xml:space="preserve"> Мир из грязи, дерева, камня и тумана почти без зеркал, поэтому программный Lumen выглядит почти так же, как аппаратный, и дешевле на RTX 3060. Аппаратные лучи можно включить на «Ультра».</w:t>
+      </w:r>
+    </w:p>
+    <w:p>
+      <w:pPr>
+        <w:pStyle w:val="ListParagraph"/>
+        <w:numPr>
+          <w:ilvl w:val="0"/>
+          <w:numId w:val="165"/>
+        </w:numPr>
+      </w:pPr>
+      <w:r>
+        <w:rPr>
+          <w:b/>
+        </w:rPr>
+        <w:t xml:space="preserve">Lumen на уровне «Высокие» по умолчанию.</w:t>
+      </w:r>
+      <w:r>
+        <w:t xml:space="preserve"> По документации Epic уровень «Эпические» рассчитан на 30 FPS на консолях, «Высокие» на 60. Остальные группы по умолчанию «Эпические». Lumen «Эпические» входит в пресет «Ультра».</w:t>
+      </w:r>
+    </w:p>
+    <w:p>
+      <w:pPr>
+        <w:pStyle w:val="ListParagraph"/>
+        <w:numPr>
+          <w:ilvl w:val="0"/>
+          <w:numId w:val="165"/>
+        </w:numPr>
+      </w:pPr>
+      <w:r>
+        <w:rPr>
+          <w:b/>
+        </w:rPr>
+        <w:t xml:space="preserve">Без запечённого света.</w:t>
+      </w:r>
+      <w:r>
+        <w:t xml:space="preserve"> Весь свет динамический (Lumen), поэтому вариантов шейдеров меньше: быстрее компиляция и меньше рывков.</w:t>
+      </w:r>
+    </w:p>
+    <w:p>
+      <w:pPr>
+        <w:pStyle w:val="ListParagraph"/>
+        <w:numPr>
+          <w:ilvl w:val="0"/>
+          <w:numId w:val="165"/>
+        </w:numPr>
+      </w:pPr>
+      <w:r>
+        <w:rPr>
+          <w:b/>
+        </w:rPr>
+        <w:t xml:space="preserve">TSR в родном разрешении.</w:t>
+      </w:r>
+      <w:r>
+        <w:t xml:space="preserve"> На 1080p рендер 100%, TSR работает как сглаживание. На 1440p и 4K включается апскейл (TSR, DLSS или FSR в режиме «Качество»): там его не видно.</w:t>
+      </w:r>
+    </w:p>
+    <w:p>
+      <w:pPr>
+        <w:pStyle w:val="ListParagraph"/>
+        <w:numPr>
+          <w:ilvl w:val="0"/>
+          <w:numId w:val="165"/>
+        </w:numPr>
+      </w:pPr>
+      <w:r>
+        <w:rPr>
+          <w:b/>
+        </w:rPr>
+        <w:t xml:space="preserve">Размытие движения выключено</w:t>
+      </w:r>
+      <w:r>
+        <w:t xml:space="preserve"> по умолчанию, его нет в арт-направлении (раздел 5). Включается в настройках.</w:t>
+      </w:r>
+    </w:p>
+    <w:p>
+      <w:pPr>
+        <w:pStyle w:val="ListParagraph"/>
+        <w:numPr>
+          <w:ilvl w:val="0"/>
+          <w:numId w:val="165"/>
+        </w:numPr>
+      </w:pPr>
+      <w:r>
+        <w:rPr>
+          <w:b/>
+        </w:rPr>
+        <w:t xml:space="preserve">Шейдеры без рывков.</w:t>
+      </w:r>
+      <w:r>
+        <w:t xml:space="preserve"> Включено предкомпилирование PSO, в сборку кладётся кэш PSO, собранный на плейтестах. Общая библиотека шейдеров уменьшает размер сборки.</w:t>
+      </w:r>
+    </w:p>
+    <w:p>
+      <w:pPr>
+        <w:pStyle w:val="ListParagraph"/>
+        <w:numPr>
+          <w:ilvl w:val="0"/>
+          <w:numId w:val="165"/>
+        </w:numPr>
+      </w:pPr>
+      <w:r>
+        <w:rPr>
+          <w:b/>
+        </w:rPr>
+        <w:t xml:space="preserve">Быстрая загрузка.</w:t>
+      </w:r>
+      <w:r>
+        <w:t xml:space="preserve"> Сборка в формате IoStore со сжатием.</w:t>
+      </w:r>
+    </w:p>
+    <w:p>
+      <w:pPr>
+        <w:pStyle w:val="Heading3"/>
+      </w:pPr>
+      <w:r>
+        <w:t xml:space="preserve">53.5 Правила для ассетов</w:t>
+      </w:r>
+    </w:p>
+    <w:p>
+      <w:pPr/>
+      <w:r>
+        <w:t xml:space="preserve">Скрипт ash_perf_audit.py (53.7) проверяет эти правила и выдаёт список нарушений. Запускать перед каждым коммитом с новыми ассетами.</w:t>
+      </w:r>
+    </w:p>
+    <w:p>
+      <w:pPr>
+        <w:pStyle w:val="ListParagraph"/>
+        <w:numPr>
+          <w:ilvl w:val="0"/>
+          <w:numId w:val="166"/>
+        </w:numPr>
+      </w:pPr>
+      <w:r>
+        <w:rPr>
+          <w:b/>
+        </w:rPr>
+        <w:t xml:space="preserve">Текстуры.</w:t>
+      </w:r>
+      <w:r>
+        <w:t xml:space="preserve"> 2K по умолчанию, 4K только в папках героя, боссов и ключевых предметов, 1K для мелочей (17.4). Всегда с mip-картами и стримингом, кроме интерфейса. Маски Occlusion, Roughness и Metallic упакованы в одну текстуру (ORM).</w:t>
+      </w:r>
+    </w:p>
+    <w:p>
+      <w:pPr>
+        <w:pStyle w:val="ListParagraph"/>
+        <w:numPr>
+          <w:ilvl w:val="0"/>
+          <w:numId w:val="166"/>
+        </w:numPr>
+      </w:pPr>
+      <w:r>
+        <w:rPr>
+          <w:b/>
+        </w:rPr>
+        <w:t xml:space="preserve">Статичная геометрия.</w:t>
+      </w:r>
+      <w:r>
+        <w:t xml:space="preserve"> Всё непрозрачное больше 5 000 треугольников идёт через Nanite, включая камни, деревья и листву. Nanite убирает лишнюю детализацию сам, без видимых переходов LOD.</w:t>
+      </w:r>
+    </w:p>
+    <w:p>
+      <w:pPr>
+        <w:pStyle w:val="ListParagraph"/>
+        <w:numPr>
+          <w:ilvl w:val="0"/>
+          <w:numId w:val="166"/>
+        </w:numPr>
+      </w:pPr>
+      <w:r>
+        <w:rPr>
+          <w:b/>
+        </w:rPr>
+        <w:t xml:space="preserve">Ветер у деревьев.</w:t>
+      </w:r>
+      <w:r>
+        <w:t xml:space="preserve"> У листвы задаётся дистанция отключения качания (World Position Offset Disable Distance) 40–60 м. Дальше деревья в тумане, и качание не видно, а считается оно дорого.</w:t>
+      </w:r>
+    </w:p>
+    <w:p>
+      <w:pPr>
+        <w:pStyle w:val="ListParagraph"/>
+        <w:numPr>
+          <w:ilvl w:val="0"/>
+          <w:numId w:val="166"/>
+        </w:numPr>
+      </w:pPr>
+      <w:r>
+        <w:rPr>
+          <w:b/>
+        </w:rPr>
+        <w:t xml:space="preserve">Персонажи.</w:t>
+      </w:r>
+      <w:r>
+        <w:t xml:space="preserve"> Четыре LOD у скелетных мешей: 100%, 50%, 25%, 12%. Переход на LOD1 не ближе 15 м (53.2). Бюджет треугольников из 17.4.</w:t>
+      </w:r>
+    </w:p>
+    <w:p>
+      <w:pPr>
+        <w:pStyle w:val="ListParagraph"/>
+        <w:numPr>
+          <w:ilvl w:val="0"/>
+          <w:numId w:val="166"/>
+        </w:numPr>
+      </w:pPr>
+      <w:r>
+        <w:rPr>
+          <w:b/>
+        </w:rPr>
+        <w:t xml:space="preserve">Материалы.</w:t>
+      </w:r>
+      <w:r>
+        <w:t xml:space="preserve"> Только экземпляры мастер-материалов из 17.3. Новый мастер-материал создаётся по согласованию. В обычных сценах в режиме Shader Complexity нет красного.</w:t>
+      </w:r>
+    </w:p>
+    <w:p>
+      <w:pPr>
+        <w:pStyle w:val="ListParagraph"/>
+        <w:numPr>
+          <w:ilvl w:val="0"/>
+          <w:numId w:val="166"/>
+        </w:numPr>
+      </w:pPr>
+      <w:r>
+        <w:rPr>
+          <w:b/>
+        </w:rPr>
+        <w:t xml:space="preserve">Коллизии.</w:t>
+      </w:r>
+      <w:r>
+        <w:t xml:space="preserve"> Простые формы. Сложная коллизия по самой модели только у ландшафта и крупных скал, по которым ходит герой.</w:t>
+      </w:r>
+    </w:p>
+    <w:p>
+      <w:pPr>
+        <w:pStyle w:val="ListParagraph"/>
+        <w:numPr>
+          <w:ilvl w:val="0"/>
+          <w:numId w:val="166"/>
+        </w:numPr>
+      </w:pPr>
+      <w:r>
+        <w:rPr>
+          <w:b/>
+        </w:rPr>
+        <w:t xml:space="preserve">Свет.</w:t>
+      </w:r>
+      <w:r>
+        <w:t xml:space="preserve"> В кадре не больше четырёх динамических источников с тенями. У костра один источник с тенью и подсветка без тени. Радиус света минимальный, при котором сцена выглядит так же.</w:t>
+      </w:r>
+    </w:p>
+    <w:p>
+      <w:pPr>
+        <w:pStyle w:val="ListParagraph"/>
+        <w:numPr>
+          <w:ilvl w:val="0"/>
+          <w:numId w:val="166"/>
+        </w:numPr>
+      </w:pPr>
+      <w:r>
+        <w:rPr>
+          <w:b/>
+        </w:rPr>
+        <w:t xml:space="preserve">Эффекты (Niagara).</w:t>
+      </w:r>
+      <w:r>
+        <w:t xml:space="preserve"> У каждого эффекта тип с отсечением по дистанции и значимости. Много частиц считается на видеокарте, у эффектов фиксированные границы.</w:t>
+      </w:r>
+    </w:p>
+    <w:p>
+      <w:pPr>
+        <w:pStyle w:val="ListParagraph"/>
+        <w:numPr>
+          <w:ilvl w:val="0"/>
+          <w:numId w:val="166"/>
+        </w:numPr>
+      </w:pPr>
+      <w:r>
+        <w:rPr>
+          <w:b/>
+        </w:rPr>
+        <w:t xml:space="preserve">Звук.</w:t>
+      </w:r>
+      <w:r>
+        <w:t xml:space="preserve"> Музыка и фоновые звуки стримятся. Одинаковых звуков одновременно не больше четырёх (Sound Concurrency).</w:t>
+      </w:r>
+    </w:p>
+    <w:p>
+      <w:pPr>
+        <w:pStyle w:val="ListParagraph"/>
+        <w:numPr>
+          <w:ilvl w:val="0"/>
+          <w:numId w:val="166"/>
+        </w:numPr>
+      </w:pPr>
+      <w:r>
+        <w:rPr>
+          <w:b/>
+        </w:rPr>
+        <w:t xml:space="preserve">Сторонние паки (раздел 4).</w:t>
+      </w:r>
+      <w:r>
+        <w:t xml:space="preserve"> Перед использованием проходят тот же аудит. Часто их приходится чинить: включать Nanite, уменьшать 8K-текстуры до 2K, заменять материалы экземплярами наших.</w:t>
+      </w:r>
+    </w:p>
+    <w:p>
+      <w:pPr>
+        <w:pStyle w:val="Heading3"/>
+      </w:pPr>
+      <w:r>
+        <w:t xml:space="preserve">53.6 Правила для кода</w:t>
+      </w:r>
+    </w:p>
+    <w:p>
+      <w:pPr/>
+      <w:r>
+        <w:t xml:space="preserve">Для всех, кто пишет код, включая ИИ (раздел 2, правило 9).</w:t>
+      </w:r>
+    </w:p>
+    <w:p>
+      <w:pPr>
+        <w:pStyle w:val="ListParagraph"/>
+        <w:numPr>
+          <w:ilvl w:val="0"/>
+          <w:numId w:val="167"/>
+        </w:numPr>
+      </w:pPr>
+      <w:r>
+        <w:rPr>
+          <w:b/>
+        </w:rPr>
+        <w:t xml:space="preserve">Tick выключен по умолчанию.</w:t>
+      </w:r>
+      <w:r>
+        <w:t xml:space="preserve"> У акторов и компонентов PrimaryActorTick.bCanEverTick = false. Логика идёт через события, делегаты и таймеры (раздел 10). Если Tick нужен, задаётся интервал, например 0,2 с для восприятия ИИ.</w:t>
+      </w:r>
+    </w:p>
+    <w:p>
+      <w:pPr>
+        <w:pStyle w:val="ListParagraph"/>
+        <w:numPr>
+          <w:ilvl w:val="0"/>
+          <w:numId w:val="167"/>
+        </w:numPr>
+      </w:pPr>
+      <w:r>
+        <w:rPr>
+          <w:b/>
+        </w:rPr>
+        <w:t xml:space="preserve">Значимость (Significance Manager).</w:t>
+      </w:r>
+      <w:r>
+        <w:t xml:space="preserve"> Враги дальше 30 м обновляют анимацию реже (Update Rate Optimization), их ИИ думает реже. Враг вне кадра не считает позу (OnlyTickPoseWhenRendered). Враги ближе 15 м всегда на полной частоте (53.2).</w:t>
+      </w:r>
+    </w:p>
+    <w:p>
+      <w:pPr>
+        <w:pStyle w:val="ListParagraph"/>
+        <w:numPr>
+          <w:ilvl w:val="0"/>
+          <w:numId w:val="167"/>
+        </w:numPr>
+      </w:pPr>
+      <w:r>
+        <w:rPr>
+          <w:b/>
+        </w:rPr>
+        <w:t xml:space="preserve">Анимация.</w:t>
+      </w:r>
+      <w:r>
+        <w:t xml:space="preserve"> Animation Blueprint работает на рабочих потоках (потокобезопасные функции), без логики в Event Graph.</w:t>
+      </w:r>
+    </w:p>
+    <w:p>
+      <w:pPr>
+        <w:pStyle w:val="ListParagraph"/>
+        <w:numPr>
+          <w:ilvl w:val="0"/>
+          <w:numId w:val="167"/>
+        </w:numPr>
+      </w:pPr>
+      <w:r>
+        <w:rPr>
+          <w:b/>
+        </w:rPr>
+        <w:t xml:space="preserve">Мягкие ссылки.</w:t>
+      </w:r>
+      <w:r>
+        <w:t xml:space="preserve"> Тяжёлые ассеты в Data Asset и Data Table указываются через TSoftObjectPtr и грузятся асинхронно через Asset Manager. Цепочки жёстких ссылок, которые тянут в память пол-игры, запрещены.</w:t>
+      </w:r>
+    </w:p>
+    <w:p>
+      <w:pPr>
+        <w:pStyle w:val="ListParagraph"/>
+        <w:numPr>
+          <w:ilvl w:val="0"/>
+          <w:numId w:val="167"/>
+        </w:numPr>
+      </w:pPr>
+      <w:r>
+        <w:rPr>
+          <w:b/>
+        </w:rPr>
+        <w:t xml:space="preserve">Пулы.</w:t>
+      </w:r>
+      <w:r>
+        <w:t xml:space="preserve"> Частые объекты (стрелы, снаряды, эффекты попаданий, числа урона) берутся из пула, а не создаются и уничтожаются каждый раз.</w:t>
+      </w:r>
+    </w:p>
+    <w:p>
+      <w:pPr>
+        <w:pStyle w:val="ListParagraph"/>
+        <w:numPr>
+          <w:ilvl w:val="0"/>
+          <w:numId w:val="167"/>
+        </w:numPr>
+      </w:pPr>
+      <w:r>
+        <w:rPr>
+          <w:b/>
+        </w:rPr>
+        <w:t xml:space="preserve">Без поиска по миру в игре.</w:t>
+      </w:r>
+      <w:r>
+        <w:t xml:space="preserve"> GetAllActorsOfClass и похожие функции только при загрузке уровня, результат кэшируется. Cast в цикле каждый кадр запрещён.</w:t>
+      </w:r>
+    </w:p>
+    <w:p>
+      <w:pPr>
+        <w:pStyle w:val="ListParagraph"/>
+        <w:numPr>
+          <w:ilvl w:val="0"/>
+          <w:numId w:val="167"/>
+        </w:numPr>
+      </w:pPr>
+      <w:r>
+        <w:rPr>
+          <w:b/>
+        </w:rPr>
+        <w:t xml:space="preserve">Тяжёлое в C++.</w:t>
+      </w:r>
+      <w:r>
+        <w:t xml:space="preserve"> Циклы и расчёты в C++, Blueprint только для настройки и связи (раздел 2, правило 2).</w:t>
+      </w:r>
+    </w:p>
+    <w:p>
+      <w:pPr>
+        <w:pStyle w:val="ListParagraph"/>
+        <w:numPr>
+          <w:ilvl w:val="0"/>
+          <w:numId w:val="167"/>
+        </w:numPr>
+      </w:pPr>
+      <w:r>
+        <w:rPr>
+          <w:b/>
+        </w:rPr>
+        <w:t xml:space="preserve">Сеть (раздел 10).</w:t>
+      </w:r>
+      <w:r>
+        <w:t xml:space="preserve"> Реплицируются только нужные поля. Неподвижные акторы (сундуки, двери) переводятся в спящий режим (dormancy).</w:t>
+      </w:r>
+    </w:p>
+    <w:p>
+      <w:pPr>
+        <w:pStyle w:val="Heading3"/>
+      </w:pPr>
+      <w:r>
+        <w:t xml:space="preserve">53.7 Как мерить</w:t>
+      </w:r>
+    </w:p>
+    <w:p>
+      <w:pPr>
+        <w:pStyle w:val="ListParagraph"/>
+        <w:numPr>
+          <w:ilvl w:val="0"/>
+          <w:numId w:val="168"/>
+        </w:numPr>
+      </w:pPr>
+      <w:r>
+        <w:rPr>
+          <w:b/>
+        </w:rPr>
+        <w:t xml:space="preserve">Точки замера.</w:t>
+      </w:r>
+      <w:r>
+        <w:t xml:space="preserve"> В каждой зоне 3–5 закладок камеры в самых тяжёлых местах и один маршрут на 2 минуты с боем против трёх врагов. Скриншоты «до» и «после» снимаются с этих же точек.</w:t>
+      </w:r>
+    </w:p>
+    <w:p>
+      <w:pPr>
+        <w:pStyle w:val="ListParagraph"/>
+        <w:numPr>
+          <w:ilvl w:val="0"/>
+          <w:numId w:val="168"/>
+        </w:numPr>
+      </w:pPr>
+      <w:r>
+        <w:rPr>
+          <w:b/>
+        </w:rPr>
+        <w:t xml:space="preserve">Где мерить.</w:t>
+      </w:r>
+      <w:r>
+        <w:t xml:space="preserve"> Только в отдельном окне (Play → Standalone Game) или в упакованной сборке Development. Окно редактора само тратит заметную часть кадра и искажает цифры.</w:t>
+      </w:r>
+    </w:p>
+    <w:p>
+      <w:pPr>
+        <w:pStyle w:val="ListParagraph"/>
+        <w:numPr>
+          <w:ilvl w:val="0"/>
+          <w:numId w:val="168"/>
+        </w:numPr>
+      </w:pPr>
+      <w:r>
+        <w:rPr>
+          <w:b/>
+        </w:rPr>
+        <w:t xml:space="preserve">Команды.</w:t>
+      </w:r>
+      <w:r>
+        <w:t xml:space="preserve"> stat unit (общая картина: игровой поток, рендер, видеокарта), stat gpu (статьи 53.3), ProfileGPU (один кадр подробно), stat streaming (текстуры и память). Процессор смотрим в Unreal Insights.</w:t>
+      </w:r>
+    </w:p>
+    <w:p>
+      <w:pPr>
+        <w:pStyle w:val="ListParagraph"/>
+        <w:numPr>
+          <w:ilvl w:val="0"/>
+          <w:numId w:val="168"/>
+        </w:numPr>
+      </w:pPr>
+      <w:r>
+        <w:rPr>
+          <w:b/>
+        </w:rPr>
+        <w:t xml:space="preserve">Аудит ассетов.</w:t>
+      </w:r>
+      <w:r>
+        <w:t xml:space="preserve"> Скрипт Content/Python/ash_perf_audit.py проверяет правила 53.5 и сохраняет отчёт в Saved/AshPerfAudit.txt.</w:t>
+      </w:r>
+    </w:p>
+    <w:p>
+      <w:pPr>
+        <w:pStyle w:val="ListParagraph"/>
+        <w:numPr>
+          <w:ilvl w:val="0"/>
+          <w:numId w:val="168"/>
+        </w:numPr>
+      </w:pPr>
+      <w:r>
+        <w:rPr>
+          <w:b/>
+        </w:rPr>
+        <w:t xml:space="preserve">Регрессии.</w:t>
+      </w:r>
+      <w:r>
+        <w:t xml:space="preserve"> Если зона стала дороже предыдущего замера больше чем на 1 мс, этап не закрывается, пока причина не найдена.</w:t>
+      </w:r>
+    </w:p>
+    <w:p>
+      <w:pPr>
+        <w:pStyle w:val="Heading3"/>
+      </w:pPr>
+      <w:r>
+        <w:t xml:space="preserve">53.8 Пресеты графики для игрока</w:t>
+      </w:r>
+    </w:p>
+    <w:p>
+      <w:pPr/>
+      <w:r>
+        <w:t xml:space="preserve">Пресеты строятся из групп настроек движка (0 низкие, 1 средние, 2 высокие, 3 эпические). По умолчанию выбирается «Высокие», при первом запуске игра предлагает пресет по тесту железа. Меню настроек делается на этапе 7.</w:t>
+      </w:r>
+    </w:p>
+    <w:tbl>
+      <w:tblPr>
+        <w:tblStyle w:val="TableGrid"/>
+        <w:tblW w:w="9360" w:type="dxa"/>
+        <w:tblLayout w:type="fixed"/>
+        <w:tblLook w:val="04A0" w:firstRow="1" w:lastRow="0" w:firstColumn="0" w:lastColumn="0" w:noHBand="0" w:noVBand="1"/>
+      </w:tblPr>
+      <w:tblGrid>
+        <w:gridCol w:w="3360"/>
+        <w:gridCol w:w="1500"/>
+        <w:gridCol w:w="1500"/>
+        <w:gridCol w:w="1500"/>
+        <w:gridCol w:w="1500"/>
+      </w:tblGrid>
+      <w:tr>
+        <w:trPr>
+          <w:tblHeader/>
+        </w:trPr>
+        <w:tc>
+          <w:tcPr>
+            <w:tcW w:w="3360" w:type="dxa"/>
+            <w:shd w:val="clear" w:color="auto" w:fill="F2F2F2"/>
+          </w:tcPr>
+          <w:p>
+            <w:pPr/>
+            <w:r>
+              <w:rPr>
+                <w:b/>
+                <w:sz w:val="18"/>
+                <w:szCs w:val="18"/>
+              </w:rPr>
+              <w:t xml:space="preserve">Группа</w:t>
+            </w:r>
+          </w:p>
+        </w:tc>
+        <w:tc>
+          <w:tcPr>
+            <w:tcW w:w="1500" w:type="dxa"/>
+            <w:shd w:val="clear" w:color="auto" w:fill="F2F2F2"/>
+          </w:tcPr>
+          <w:p>
+            <w:pPr/>
+            <w:r>
+              <w:rPr>
+                <w:b/>
+                <w:sz w:val="18"/>
+                <w:szCs w:val="18"/>
+              </w:rPr>
+              <w:t xml:space="preserve">Низкие</w:t>
+            </w:r>
+          </w:p>
+        </w:tc>
+        <w:tc>
+          <w:tcPr>
+            <w:tcW w:w="1500" w:type="dxa"/>
+            <w:shd w:val="clear" w:color="auto" w:fill="F2F2F2"/>
+          </w:tcPr>
+          <w:p>
+            <w:pPr/>
+            <w:r>
+              <w:rPr>
+                <w:b/>
+                <w:sz w:val="18"/>
+                <w:szCs w:val="18"/>
+              </w:rPr>
+              <w:t xml:space="preserve">Средние</w:t>
+            </w:r>
+          </w:p>
+        </w:tc>
+        <w:tc>
+          <w:tcPr>
+            <w:tcW w:w="1500" w:type="dxa"/>
+            <w:shd w:val="clear" w:color="auto" w:fill="F2F2F2"/>
+          </w:tcPr>
+          <w:p>
+            <w:pPr/>
+            <w:r>
+              <w:rPr>
+                <w:b/>
+                <w:sz w:val="18"/>
+                <w:szCs w:val="18"/>
+              </w:rPr>
+              <w:t xml:space="preserve">Высокие</w:t>
+            </w:r>
+          </w:p>
+        </w:tc>
+        <w:tc>
+          <w:tcPr>
+            <w:tcW w:w="1500" w:type="dxa"/>
+            <w:shd w:val="clear" w:color="auto" w:fill="F2F2F2"/>
+          </w:tcPr>
+          <w:p>
+            <w:pPr/>
+            <w:r>
+              <w:rPr>
+                <w:b/>
+                <w:sz w:val="18"/>
+                <w:szCs w:val="18"/>
+              </w:rPr>
+              <w:t xml:space="preserve">Ультра</w:t>
+            </w:r>
+          </w:p>
+        </w:tc>
+      </w:tr>
+      <w:tr>
+        <w:trPr>
+          <w:cantSplit/>
+        </w:trPr>
+        <w:tc>
+          <w:tcPr>
+            <w:tcW w:w="3360" w:type="dxa"/>
+          </w:tcPr>
+          <w:p>
+            <w:pPr/>
+            <w:r>
+              <w:rPr>
+                <w:sz w:val="18"/>
+                <w:szCs w:val="18"/>
+              </w:rPr>
+              <w:t xml:space="preserve">Свет (Lumen) и отражения</w:t>
+            </w:r>
+          </w:p>
+        </w:tc>
+        <w:tc>
+          <w:tcPr>
+            <w:tcW w:w="1500" w:type="dxa"/>
+          </w:tcPr>
+          <w:p>
+            <w:pPr/>
+            <w:r>
+              <w:rPr>
+                <w:sz w:val="18"/>
+                <w:szCs w:val="18"/>
+              </w:rPr>
+              <w:t xml:space="preserve">1 (без Lumen)</w:t>
+            </w:r>
+          </w:p>
+        </w:tc>
+        <w:tc>
+          <w:tcPr>
+            <w:tcW w:w="1500" w:type="dxa"/>
+          </w:tcPr>
+          <w:p>
+            <w:pPr/>
+            <w:r>
+              <w:rPr>
+                <w:sz w:val="18"/>
+                <w:szCs w:val="18"/>
+              </w:rPr>
+              <w:t xml:space="preserve">2</w:t>
+            </w:r>
+          </w:p>
+        </w:tc>
+        <w:tc>
+          <w:tcPr>
+            <w:tcW w:w="1500" w:type="dxa"/>
+          </w:tcPr>
+          <w:p>
+            <w:pPr/>
+            <w:r>
+              <w:rPr>
+                <w:sz w:val="18"/>
+                <w:szCs w:val="18"/>
+              </w:rPr>
+              <w:t xml:space="preserve">2</w:t>
+            </w:r>
+          </w:p>
+        </w:tc>
+        <w:tc>
+          <w:tcPr>
+            <w:tcW w:w="1500" w:type="dxa"/>
+          </w:tcPr>
+          <w:p>
+            <w:pPr/>
+            <w:r>
+              <w:rPr>
+                <w:sz w:val="18"/>
+                <w:szCs w:val="18"/>
+              </w:rPr>
+              <w:t xml:space="preserve">3</w:t>
+            </w:r>
+          </w:p>
+        </w:tc>
+      </w:tr>
+      <w:tr>
+        <w:trPr>
+          <w:cantSplit/>
+        </w:trPr>
+        <w:tc>
+          <w:tcPr>
+            <w:tcW w:w="3360" w:type="dxa"/>
+          </w:tcPr>
+          <w:p>
+            <w:pPr/>
+            <w:r>
+              <w:rPr>
+                <w:sz w:val="18"/>
+                <w:szCs w:val="18"/>
+              </w:rPr>
+              <w:t xml:space="preserve">Тени</w:t>
+            </w:r>
+          </w:p>
+        </w:tc>
+        <w:tc>
+          <w:tcPr>
+            <w:tcW w:w="1500" w:type="dxa"/>
+          </w:tcPr>
+          <w:p>
+            <w:pPr/>
+            <w:r>
+              <w:rPr>
+                <w:sz w:val="18"/>
+                <w:szCs w:val="18"/>
+              </w:rPr>
+              <w:t xml:space="preserve">1</w:t>
+            </w:r>
+          </w:p>
+        </w:tc>
+        <w:tc>
+          <w:tcPr>
+            <w:tcW w:w="1500" w:type="dxa"/>
+          </w:tcPr>
+          <w:p>
+            <w:pPr/>
+            <w:r>
+              <w:rPr>
+                <w:sz w:val="18"/>
+                <w:szCs w:val="18"/>
+              </w:rPr>
+              <w:t xml:space="preserve">2</w:t>
+            </w:r>
+          </w:p>
+        </w:tc>
+        <w:tc>
+          <w:tcPr>
+            <w:tcW w:w="1500" w:type="dxa"/>
+          </w:tcPr>
+          <w:p>
+            <w:pPr/>
+            <w:r>
+              <w:rPr>
+                <w:sz w:val="18"/>
+                <w:szCs w:val="18"/>
+              </w:rPr>
+              <w:t xml:space="preserve">3</w:t>
+            </w:r>
+          </w:p>
+        </w:tc>
+        <w:tc>
+          <w:tcPr>
+            <w:tcW w:w="1500" w:type="dxa"/>
+          </w:tcPr>
+          <w:p>
+            <w:pPr/>
+            <w:r>
+              <w:rPr>
+                <w:sz w:val="18"/>
+                <w:szCs w:val="18"/>
+              </w:rPr>
+              <w:t xml:space="preserve">3</w:t>
+            </w:r>
+          </w:p>
+        </w:tc>
+      </w:tr>
+      <w:tr>
+        <w:trPr>
+          <w:cantSplit/>
+        </w:trPr>
+        <w:tc>
+          <w:tcPr>
+            <w:tcW w:w="3360" w:type="dxa"/>
+          </w:tcPr>
+          <w:p>
+            <w:pPr/>
+            <w:r>
+              <w:rPr>
+                <w:sz w:val="18"/>
+                <w:szCs w:val="18"/>
+              </w:rPr>
+              <w:t xml:space="preserve">Дальность прорисовки</w:t>
+            </w:r>
+          </w:p>
+        </w:tc>
+        <w:tc>
+          <w:tcPr>
+            <w:tcW w:w="1500" w:type="dxa"/>
+          </w:tcPr>
+          <w:p>
+            <w:pPr/>
+            <w:r>
+              <w:rPr>
+                <w:sz w:val="18"/>
+                <w:szCs w:val="18"/>
+              </w:rPr>
+              <w:t xml:space="preserve">1</w:t>
+            </w:r>
+          </w:p>
+        </w:tc>
+        <w:tc>
+          <w:tcPr>
+            <w:tcW w:w="1500" w:type="dxa"/>
+          </w:tcPr>
+          <w:p>
+            <w:pPr/>
+            <w:r>
+              <w:rPr>
+                <w:sz w:val="18"/>
+                <w:szCs w:val="18"/>
+              </w:rPr>
+              <w:t xml:space="preserve">2</w:t>
+            </w:r>
+          </w:p>
+        </w:tc>
+        <w:tc>
+          <w:tcPr>
+            <w:tcW w:w="1500" w:type="dxa"/>
+          </w:tcPr>
+          <w:p>
+            <w:pPr/>
+            <w:r>
+              <w:rPr>
+                <w:sz w:val="18"/>
+                <w:szCs w:val="18"/>
+              </w:rPr>
+              <w:t xml:space="preserve">3</w:t>
+            </w:r>
+          </w:p>
+        </w:tc>
+        <w:tc>
+          <w:tcPr>
+            <w:tcW w:w="1500" w:type="dxa"/>
+          </w:tcPr>
+          <w:p>
+            <w:pPr/>
+            <w:r>
+              <w:rPr>
+                <w:sz w:val="18"/>
+                <w:szCs w:val="18"/>
+              </w:rPr>
+              <w:t xml:space="preserve">3</w:t>
+            </w:r>
+          </w:p>
+        </w:tc>
+      </w:tr>
+      <w:tr>
+        <w:trPr>
+          <w:cantSplit/>
+        </w:trPr>
+        <w:tc>
+          <w:tcPr>
+            <w:tcW w:w="3360" w:type="dxa"/>
+          </w:tcPr>
+          <w:p>
+            <w:pPr/>
+            <w:r>
+              <w:rPr>
+                <w:sz w:val="18"/>
+                <w:szCs w:val="18"/>
+              </w:rPr>
+              <w:t xml:space="preserve">Текстуры</w:t>
+            </w:r>
+          </w:p>
+        </w:tc>
+        <w:tc>
+          <w:tcPr>
+            <w:tcW w:w="1500" w:type="dxa"/>
+          </w:tcPr>
+          <w:p>
+            <w:pPr/>
+            <w:r>
+              <w:rPr>
+                <w:sz w:val="18"/>
+                <w:szCs w:val="18"/>
+              </w:rPr>
+              <w:t xml:space="preserve">2</w:t>
+            </w:r>
+          </w:p>
+        </w:tc>
+        <w:tc>
+          <w:tcPr>
+            <w:tcW w:w="1500" w:type="dxa"/>
+          </w:tcPr>
+          <w:p>
+            <w:pPr/>
+            <w:r>
+              <w:rPr>
+                <w:sz w:val="18"/>
+                <w:szCs w:val="18"/>
+              </w:rPr>
+              <w:t xml:space="preserve">2</w:t>
+            </w:r>
+          </w:p>
+        </w:tc>
+        <w:tc>
+          <w:tcPr>
+            <w:tcW w:w="1500" w:type="dxa"/>
+          </w:tcPr>
+          <w:p>
+            <w:pPr/>
+            <w:r>
+              <w:rPr>
+                <w:sz w:val="18"/>
+                <w:szCs w:val="18"/>
+              </w:rPr>
+              <w:t xml:space="preserve">3</w:t>
+            </w:r>
+          </w:p>
+        </w:tc>
+        <w:tc>
+          <w:tcPr>
+            <w:tcW w:w="1500" w:type="dxa"/>
+          </w:tcPr>
+          <w:p>
+            <w:pPr/>
+            <w:r>
+              <w:rPr>
+                <w:sz w:val="18"/>
+                <w:szCs w:val="18"/>
+              </w:rPr>
+              <w:t xml:space="preserve">3</w:t>
+            </w:r>
+          </w:p>
+        </w:tc>
+      </w:tr>
+      <w:tr>
+        <w:trPr>
+          <w:cantSplit/>
+        </w:trPr>
+        <w:tc>
+          <w:tcPr>
+            <w:tcW w:w="3360" w:type="dxa"/>
+          </w:tcPr>
+          <w:p>
+            <w:pPr/>
+            <w:r>
+              <w:rPr>
+                <w:sz w:val="18"/>
+                <w:szCs w:val="18"/>
+              </w:rPr>
+              <w:t xml:space="preserve">Растительность, эффекты, постобработка, шейдинг</w:t>
+            </w:r>
+          </w:p>
+        </w:tc>
+        <w:tc>
+          <w:tcPr>
+            <w:tcW w:w="1500" w:type="dxa"/>
+          </w:tcPr>
+          <w:p>
+            <w:pPr/>
+            <w:r>
+              <w:rPr>
+                <w:sz w:val="18"/>
+                <w:szCs w:val="18"/>
+              </w:rPr>
+              <w:t xml:space="preserve">1</w:t>
+            </w:r>
+          </w:p>
+        </w:tc>
+        <w:tc>
+          <w:tcPr>
+            <w:tcW w:w="1500" w:type="dxa"/>
+          </w:tcPr>
+          <w:p>
+            <w:pPr/>
+            <w:r>
+              <w:rPr>
+                <w:sz w:val="18"/>
+                <w:szCs w:val="18"/>
+              </w:rPr>
+              <w:t xml:space="preserve">2</w:t>
+            </w:r>
+          </w:p>
+        </w:tc>
+        <w:tc>
+          <w:tcPr>
+            <w:tcW w:w="1500" w:type="dxa"/>
+          </w:tcPr>
+          <w:p>
+            <w:pPr/>
+            <w:r>
+              <w:rPr>
+                <w:sz w:val="18"/>
+                <w:szCs w:val="18"/>
+              </w:rPr>
+              <w:t xml:space="preserve">3</w:t>
+            </w:r>
+          </w:p>
+        </w:tc>
+        <w:tc>
+          <w:tcPr>
+            <w:tcW w:w="1500" w:type="dxa"/>
+          </w:tcPr>
+          <w:p>
+            <w:pPr/>
+            <w:r>
+              <w:rPr>
+                <w:sz w:val="18"/>
+                <w:szCs w:val="18"/>
+              </w:rPr>
+              <w:t xml:space="preserve">3</w:t>
+            </w:r>
+          </w:p>
+        </w:tc>
+      </w:tr>
+      <w:tr>
+        <w:trPr>
+          <w:cantSplit/>
+        </w:trPr>
+        <w:tc>
+          <w:tcPr>
+            <w:tcW w:w="3360" w:type="dxa"/>
+          </w:tcPr>
+          <w:p>
+            <w:pPr/>
+            <w:r>
+              <w:rPr>
+                <w:sz w:val="18"/>
+                <w:szCs w:val="18"/>
+              </w:rPr>
+              <w:t xml:space="preserve">Рендер на 1080p (TSR)</w:t>
+            </w:r>
+          </w:p>
+        </w:tc>
+        <w:tc>
+          <w:tcPr>
+            <w:tcW w:w="1500" w:type="dxa"/>
+          </w:tcPr>
+          <w:p>
+            <w:pPr/>
+            <w:r>
+              <w:rPr>
+                <w:sz w:val="18"/>
+                <w:szCs w:val="18"/>
+              </w:rPr>
+              <w:t xml:space="preserve">67%</w:t>
+            </w:r>
+          </w:p>
+        </w:tc>
+        <w:tc>
+          <w:tcPr>
+            <w:tcW w:w="1500" w:type="dxa"/>
+          </w:tcPr>
+          <w:p>
+            <w:pPr/>
+            <w:r>
+              <w:rPr>
+                <w:sz w:val="18"/>
+                <w:szCs w:val="18"/>
+              </w:rPr>
+              <w:t xml:space="preserve">83%</w:t>
+            </w:r>
+          </w:p>
+        </w:tc>
+        <w:tc>
+          <w:tcPr>
+            <w:tcW w:w="1500" w:type="dxa"/>
+          </w:tcPr>
+          <w:p>
+            <w:pPr/>
+            <w:r>
+              <w:rPr>
+                <w:sz w:val="18"/>
+                <w:szCs w:val="18"/>
+              </w:rPr>
+              <w:t xml:space="preserve">100%</w:t>
+            </w:r>
+          </w:p>
+        </w:tc>
+        <w:tc>
+          <w:tcPr>
+            <w:tcW w:w="1500" w:type="dxa"/>
+          </w:tcPr>
+          <w:p>
+            <w:pPr/>
+            <w:r>
+              <w:rPr>
+                <w:sz w:val="18"/>
+                <w:szCs w:val="18"/>
+              </w:rPr>
+              <w:t xml:space="preserve">100%</w:t>
+            </w:r>
+          </w:p>
+        </w:tc>
+      </w:tr>
+    </w:tbl>
+    <w:p>
+      <w:pPr/>
+    </w:p>
+    <w:p>
+      <w:pPr>
+        <w:pStyle w:val="ListParagraph"/>
+        <w:numPr>
+          <w:ilvl w:val="0"/>
+          <w:numId w:val="169"/>
+        </w:numPr>
+      </w:pPr>
+      <w:r>
+        <w:t xml:space="preserve">Lumen остаётся на «Средних» (53.2). Стандартный уровень «Средние» движка отключает Lumen, поэтому для света в нашем пресете стоит 2.</w:t>
+      </w:r>
+    </w:p>
+    <w:p>
+      <w:pPr>
+        <w:pStyle w:val="ListParagraph"/>
+        <w:numPr>
+          <w:ilvl w:val="0"/>
+          <w:numId w:val="169"/>
+        </w:numPr>
+      </w:pPr>
+      <w:r>
+        <w:t xml:space="preserve">Текстуры на «Низких» не опускаются ниже 2: на 8 ГБ видеопамяти они помещаются, а мыло от низких текстур заметно сильнее, чем выигрыш.</w:t>
+      </w:r>
+    </w:p>
+    <w:p>
+      <w:pPr>
+        <w:pStyle w:val="ListParagraph"/>
+        <w:numPr>
+          <w:ilvl w:val="0"/>
+          <w:numId w:val="169"/>
+        </w:numPr>
+      </w:pPr>
+      <w:r>
+        <w:t xml:space="preserve">Отдельные опции: DLSS или FSR, ограничение кадров (30, 60, 120, без ограничения), вертикальная синхронизация, размытие движения, генерация кадров (53.2).</w:t>
+      </w:r>
+    </w:p>
+    <w:p>
+      <w:pPr>
+        <w:pStyle w:val="Heading3"/>
+      </w:pPr>
+      <w:r>
+        <w:t xml:space="preserve">53.9 Когда что делать</w:t>
+      </w:r>
+    </w:p>
+    <w:p>
+      <w:pPr>
+        <w:pStyle w:val="ListParagraph"/>
+        <w:numPr>
+          <w:ilvl w:val="0"/>
+          <w:numId w:val="170"/>
+        </w:numPr>
+      </w:pPr>
+      <w:r>
+        <w:rPr>
+          <w:b/>
+        </w:rPr>
+        <w:t xml:space="preserve">Этап 0.</w:t>
+      </w:r>
+      <w:r>
+        <w:t xml:space="preserve"> Настройки проекта (53.4) и скрипт аудита.</w:t>
+      </w:r>
+    </w:p>
+    <w:p>
+      <w:pPr>
+        <w:pStyle w:val="ListParagraph"/>
+        <w:numPr>
+          <w:ilvl w:val="0"/>
+          <w:numId w:val="170"/>
+        </w:numPr>
+      </w:pPr>
+      <w:r>
+        <w:rPr>
+          <w:b/>
+        </w:rPr>
+        <w:t xml:space="preserve">A0.</w:t>
+      </w:r>
+      <w:r>
+        <w:t xml:space="preserve"> Первый замер, точки замера в зоне среза, уточнение бюджетов 53.3. Аудит каждого нового пака.</w:t>
+      </w:r>
+    </w:p>
+    <w:p>
+      <w:pPr>
+        <w:pStyle w:val="ListParagraph"/>
+        <w:numPr>
+          <w:ilvl w:val="0"/>
+          <w:numId w:val="170"/>
+        </w:numPr>
+      </w:pPr>
+      <w:r>
+        <w:rPr>
+          <w:b/>
+        </w:rPr>
+        <w:t xml:space="preserve">A1–A3.</w:t>
+      </w:r>
+      <w:r>
+        <w:t xml:space="preserve"> Замер каждой новой зоны в конце этапа, журнал оптимизации.</w:t>
+      </w:r>
+    </w:p>
+    <w:p>
+      <w:pPr>
+        <w:pStyle w:val="ListParagraph"/>
+        <w:numPr>
+          <w:ilvl w:val="0"/>
+          <w:numId w:val="170"/>
+        </w:numPr>
+      </w:pPr>
+      <w:r>
+        <w:rPr>
+          <w:b/>
+        </w:rPr>
+        <w:t xml:space="preserve">A4 и этап 8.</w:t>
+      </w:r>
+      <w:r>
+        <w:t xml:space="preserve"> Сбор кэша PSO на плейтестах, проверка упакованной сборки на карте уровня RTX 3060 (у знакомых или в облачном ПК), проверка на 16 ГБ ОЗУ, проверка рывков по 53.3.</w:t>
       </w:r>
     </w:p>
     <w:sectPr>
@@ -27946,6 +29989,60 @@
       <w:startOverride w:val="1"/>
     </w:lvlOverride>
   </w:num>
+  <w:num w:numId="162">
+    <w:abstractNumId w:val="1"/>
+    <w:lvlOverride w:ilvl="0">
+      <w:startOverride w:val="1"/>
+    </w:lvlOverride>
+  </w:num>
+  <w:num w:numId="163">
+    <w:abstractNumId w:val="0"/>
+    <w:lvlOverride w:ilvl="0">
+      <w:startOverride w:val="1"/>
+    </w:lvlOverride>
+  </w:num>
+  <w:num w:numId="164">
+    <w:abstractNumId w:val="0"/>
+    <w:lvlOverride w:ilvl="0">
+      <w:startOverride w:val="1"/>
+    </w:lvlOverride>
+  </w:num>
+  <w:num w:numId="165">
+    <w:abstractNumId w:val="0"/>
+    <w:lvlOverride w:ilvl="0">
+      <w:startOverride w:val="1"/>
+    </w:lvlOverride>
+  </w:num>
+  <w:num w:numId="166">
+    <w:abstractNumId w:val="0"/>
+    <w:lvlOverride w:ilvl="0">
+      <w:startOverride w:val="1"/>
+    </w:lvlOverride>
+  </w:num>
+  <w:num w:numId="167">
+    <w:abstractNumId w:val="0"/>
+    <w:lvlOverride w:ilvl="0">
+      <w:startOverride w:val="1"/>
+    </w:lvlOverride>
+  </w:num>
+  <w:num w:numId="168">
+    <w:abstractNumId w:val="1"/>
+    <w:lvlOverride w:ilvl="0">
+      <w:startOverride w:val="1"/>
+    </w:lvlOverride>
+  </w:num>
+  <w:num w:numId="169">
+    <w:abstractNumId w:val="0"/>
+    <w:lvlOverride w:ilvl="0">
+      <w:startOverride w:val="1"/>
+    </w:lvlOverride>
+  </w:num>
+  <w:num w:numId="170">
+    <w:abstractNumId w:val="0"/>
+    <w:lvlOverride w:ilvl="0">
+      <w:startOverride w:val="1"/>
+    </w:lvlOverride>
+  </w:num>
 </w:numbering>
 </file>
 

--- a/docs/Dark_Fantasy_Action_RPG_UE5_TZ_v3.docx
+++ b/docs/Dark_Fantasy_Action_RPG_UE5_TZ_v3.docx
@@ -5780,7 +5780,7 @@
         <w:t xml:space="preserve">Материалы и расходники:</w:t>
       </w:r>
       <w:r>
-        <w:t xml:space="preserve"> волчья шкура 8, клык 25, ржавое железо 12, сухой корень 10, трава 6, холодное железо 60, смола 10, споровый мешочек 12, иней 15, зелье исцеления 40, зелье выносливости 40, противоядие 30, склянка 5, стрела 2. Смолу, мешочки и иней торговцы не продают, только покупают. Масла не продаются и не покупаются (47.2).</w:t>
+        <w:t xml:space="preserve"> волчья шкура 8, клык 25, ржавое железо 12, сухой корень 10, трава 6, холодное железо 50, смола 10, споровый мешочек 12, иней 15, зелье исцеления 40, зелье выносливости 40, противоядие 30, склянка 5, стрела 2. Смолу, мешочки и иней торговцы не продают, только покупают. Масла не продаются и не покупаются (47.2).</w:t>
       </w:r>
     </w:p>
     <w:p>
@@ -6202,7 +6202,7 @@
         </w:numPr>
       </w:pPr>
       <w:r>
-        <w:t xml:space="preserve">8 волчьих шкур → ремень «Стойкость», необычный, +20 к лимиту веса (Торгрим);</w:t>
+        <w:t xml:space="preserve">9 волчьих шкур → ремень «Стойкость», необычный, +20 к лимиту веса (Торгрим);</w:t>
       </w:r>
     </w:p>
     <w:p>
@@ -18942,7 +18942,7 @@
         <w:t xml:space="preserve">26.1, 26.3, 26.4, 27.1, 28.1, 28.2:</w:t>
       </w:r>
       <w:r>
-        <w:t xml:space="preserve"> цены новых материалов, рецепты не продаются, ремень даёт +20 к лимиту веса, масла в списке рецептов.</w:t>
+        <w:t xml:space="preserve"> цены новых материалов, рецепты не продаются, ремень даёт +20 к лимиту веса, масла в списке рецептов. Холодное железо стоит 50, а ремень меняется на 9 шкур вместо 8: со старыми числами бартеры нарушали правило без арбитража из 27.1, потому что цена продажи округляется вниз (5 железа × 3 = 15 при цене продажи слитка 18, 8 шкур × 2 = 16 при цене ремня 18).</w:t>
       </w:r>
     </w:p>
     <w:p>
